--- a/instrument/docx/cover-note.docx
+++ b/instrument/docx/cover-note.docx
@@ -64,7 +64,7 @@
         <w:t xml:space="preserve"> </w:t>
       </w:r>
       <w:r>
-        <w:t xml:space="preserve">what the public record establishes about those episodes under Regulation (EU) 2024/1689, what it does not, and the four documents attached</w:t>
+        <w:t xml:space="preserve">what the public record establishes about those episodes under Regulation (EU) 2024/1689, what it does not, and the six documents attached</w:t>
       </w:r>
       <w:r>
         <w:t xml:space="preserve"> </w:t>
@@ -232,7 +232,7 @@
         <w:t xml:space="preserve"> </w:t>
       </w:r>
       <w:r>
-        <w:t xml:space="preserve">It is not a finding that any obligation was contravened, and it does not say what happened: every claim is about a disclosed record assembled by interested parties, and the method that produced it says so in its first line. Its statutory text is verified against the consolidated Regulation; its quotations of the record are verified against held copies; its reasoning is enumerated so it can be attacked step by step; and it has been wrong twenty-five times in three days, each time recorded. The repository at</w:t>
+        <w:t xml:space="preserve">It is not a finding that any obligation was contravened, and it does not say what happened: every claim is about a disclosed record assembled by interested parties, and the method that produced it says so in its first line. Its statutory text is verified against the consolidated Regulation; its quotations of the record are verified against held copies; its reasoning is enumerated so it can be attacked step by step; and it has been wrong twenty-six times in three days, each time recorded. The repository at</w:t>
       </w:r>
       <w:r>
         <w:t xml:space="preserve"> </w:t>
@@ -327,10 +327,40 @@
         <w:rPr>
           <w:rStyle w:val="VerbatimChar"/>
         </w:rPr>
+        <w:t xml:space="preserve">what-the-provider-will-say.md</w:t>
+      </w:r>
+      <w:r>
+        <w:t xml:space="preserve">—the analysis’s own weakest steps, with the objection to each, weakest first</w:t>
+      </w:r>
+    </w:p>
+    <w:p>
+      <w:pPr>
+        <w:numPr>
+          <w:ilvl w:val="0"/>
+          <w:numId w:val="1002"/>
+        </w:numPr>
+        <w:pStyle w:val="Compact"/>
+      </w:pPr>
+      <w:r>
+        <w:rPr>
+          <w:rStyle w:val="VerbatimChar"/>
+        </w:rPr>
         <w:t xml:space="preserve">model-amended-serious-incident-template.docx</w:t>
       </w:r>
       <w:r>
-        <w:t xml:space="preserve">—the template with two fields added</w:t>
+        <w:t xml:space="preserve">—the template with two fields added, and</w:t>
+      </w:r>
+      <w:r>
+        <w:t xml:space="preserve"> </w:t>
+      </w:r>
+      <w:r>
+        <w:rPr>
+          <w:rStyle w:val="VerbatimChar"/>
+        </w:rPr>
+        <w:t xml:space="preserve">filled-template.docx</w:t>
+      </w:r>
+      <w:r>
+        <w:t xml:space="preserve">, the same filled from the public record</w:t>
       </w:r>
     </w:p>
     <w:p>

--- a/instrument/docx/cover-note.docx
+++ b/instrument/docx/cover-note.docx
@@ -232,7 +232,7 @@
         <w:t xml:space="preserve"> </w:t>
       </w:r>
       <w:r>
-        <w:t xml:space="preserve">It is not a finding that any obligation was contravened, and it does not say what happened: every claim is about a disclosed record assembled by interested parties, and the method that produced it says so in its first line. Its statutory text is verified against the consolidated Regulation; its quotations of the record are verified against held copies; its reasoning is enumerated so it can be attacked step by step; and it has been wrong twenty-six times in three days, each time recorded. The repository at</w:t>
+        <w:t xml:space="preserve">It is not a finding that any obligation was contravened, and it does not say what happened: every claim is about a disclosed record assembled by interested parties, and the method that produced it says so in its first line. Its statutory text is verified against the consolidated Regulation; its quotations of the record are verified against held copies; its reasoning is enumerated so it can be attacked step by step; and it has been wrong twenty-seven times in three days, each time recorded. The repository at</w:t>
       </w:r>
       <w:r>
         <w:t xml:space="preserve"> </w:t>

--- a/instrument/docx/cover-note.docx
+++ b/instrument/docx/cover-note.docx
@@ -165,6 +165,23 @@
       </w:pPr>
       <w:r>
         <w:t xml:space="preserve">If any of the three fails, the research model is outside Chapter V on the Commission’s own reading, and the question becomes a legislative one. If all three hold, a two-week notification duty under Article 52(1) was engaged during development and Articles 53 and 55 applied throughout.</w:t>
+      </w:r>
+    </w:p>
+    <w:p>
+      <w:pPr>
+        <w:pStyle w:val="BodyText"/>
+      </w:pPr>
+      <w:r>
+        <w:rPr>
+          <w:b/>
+        </w:rPr>
+        <w:t xml:space="preserve">The power is in use, and this is its incident-specific counterpart.</w:t>
+      </w:r>
+      <w:r>
+        <w:t xml:space="preserve"> </w:t>
+      </w:r>
+      <w:r>
+        <w:t xml:space="preserve">On 1 September 2026 the Commission stated that the AI Office had sent its first requests for information to more than 30 providers; they come “after several incidents involving AI models that occurred this summer”, the first strand concerning “safety and security” (Agence Europe, 3 September 2026). On the only public account of what those requests ask—model-theft prevention, evaluator access, post-deployment monitoring—none reaches the placement question above, which a request written across thirty providers could not ask.</w:t>
       </w:r>
     </w:p>
     <w:p>

--- a/instrument/docx/cover-note.docx
+++ b/instrument/docx/cover-note.docx
@@ -249,7 +249,7 @@
         <w:t xml:space="preserve"> </w:t>
       </w:r>
       <w:r>
-        <w:t xml:space="preserve">It is not a finding that any obligation was contravened, and it does not say what happened: every claim is about a disclosed record assembled by interested parties, and the method that produced it says so in its first line. Its statutory text is verified against the consolidated Regulation; its quotations of the record are verified against held copies; its reasoning is enumerated so it can be attacked step by step; and it has been wrong twenty-seven times in three days, each time recorded. The repository at</w:t>
+        <w:t xml:space="preserve">It is not a finding that any obligation was contravened, and it does not say what happened: every claim is about a disclosed record assembled by interested parties, and the method that produced it says so in its first line. Its statutory text is verified against the consolidated Regulation; its quotations of the record are verified against held copies; its reasoning is enumerated so it can be attacked step by step; and it has been wrong twenty-eight times in three days, each time recorded. The repository at</w:t>
       </w:r>
       <w:r>
         <w:t xml:space="preserve"> </w:t>

--- a/instrument/docx/cover-note.docx
+++ b/instrument/docx/cover-note.docx
@@ -249,7 +249,7 @@
         <w:t xml:space="preserve"> </w:t>
       </w:r>
       <w:r>
-        <w:t xml:space="preserve">It is not a finding that any obligation was contravened, and it does not say what happened: every claim is about a disclosed record assembled by interested parties, and the method that produced it says so in its first line. Its statutory text is verified against the consolidated Regulation; its quotations of the record are verified against held copies; its reasoning is enumerated so it can be attacked step by step; and it has been wrong twenty-eight times in three days, each time recorded. The repository at</w:t>
+        <w:t xml:space="preserve">It is not a finding that any obligation was contravened, and it does not say what happened: every claim is about a disclosed record assembled by interested parties, and the method that produced it says so in its first line. Its statutory text is verified against the consolidated Regulation; its quotations of the record are verified against held copies; its reasoning is enumerated so it can be attacked step by step; and it has been wrong twenty-nine times in three days, each time recorded. The repository at</w:t>
       </w:r>
       <w:r>
         <w:t xml:space="preserve"> </w:t>
